--- a/templates/工伤认定告知书（模板）.docx
+++ b/templates/工伤认定告知书（模板）.docx
@@ -45,7 +45,7 @@
           <w:rFonts w:ascii="仿宋_GB2312" w:eastAsia="仿宋_GB2312" w:hAnsi="楷体" w:hint="eastAsia"/>
           <w:u w:val="single"/>
         </w:rPr>
-        <w:t>{</w:t>
+        <w:t>{{</w:t>
       </w:r>
       <w:r>
         <w:rPr>
@@ -59,7 +59,7 @@
           <w:rFonts w:ascii="仿宋_GB2312" w:eastAsia="仿宋_GB2312" w:hAnsi="楷体" w:hint="eastAsia"/>
           <w:u w:val="single"/>
         </w:rPr>
-        <w:t>}</w:t>
+        <w:t>}}</w:t>
       </w:r>
       <w:r>
         <w:rPr>
@@ -90,7 +90,7 @@
           <w:rFonts w:ascii="仿宋_GB2312" w:eastAsia="仿宋_GB2312" w:hint="eastAsia"/>
           <w:szCs w:val="32"/>
         </w:rPr>
-        <w:t>{</w:t>
+        <w:t>{{</w:t>
       </w:r>
       <w:r>
         <w:rPr>
@@ -104,7 +104,7 @@
           <w:rFonts w:ascii="仿宋_GB2312" w:eastAsia="仿宋_GB2312" w:hint="eastAsia"/>
           <w:szCs w:val="32"/>
         </w:rPr>
-        <w:t>}</w:t>
+        <w:t>}}</w:t>
       </w:r>
       <w:r>
         <w:rPr>
@@ -126,7 +126,7 @@
         <w:rPr>
           <w:rFonts w:ascii="仿宋_GB2312" w:eastAsia="仿宋_GB2312" w:hAnsi="楷体" w:hint="eastAsia"/>
         </w:rPr>
-        <w:t>{</w:t>
+        <w:t>{{</w:t>
       </w:r>
       <w:r>
         <w:rPr>
@@ -138,7 +138,7 @@
         <w:rPr>
           <w:rFonts w:ascii="仿宋_GB2312" w:eastAsia="仿宋_GB2312" w:hAnsi="楷体" w:hint="eastAsia"/>
         </w:rPr>
-        <w:t>}</w:t>
+        <w:t>}}</w:t>
       </w:r>
       <w:r>
         <w:rPr>
@@ -151,7 +151,7 @@
           <w:rFonts w:ascii="仿宋" w:eastAsia="仿宋" w:hAnsi="仿宋" w:cs="仿宋" w:hint="eastAsia"/>
           <w:szCs w:val="32"/>
         </w:rPr>
-        <w:t>{</w:t>
+        <w:t>{{</w:t>
       </w:r>
       <w:r>
         <w:rPr>
@@ -165,26 +165,20 @@
           <w:rFonts w:ascii="仿宋" w:eastAsia="仿宋" w:hAnsi="仿宋" w:cs="仿宋" w:hint="eastAsia"/>
           <w:szCs w:val="32"/>
         </w:rPr>
-        <w:t>}</w:t>
-      </w:r>
-      <w:r>
-        <w:rPr>
-          <w:rFonts w:ascii="仿宋_GB2312" w:eastAsia="仿宋_GB2312" w:hint="eastAsia"/>
-        </w:rPr>
-        <w:t>提交工伤认定申请，本机关</w:t>
-      </w:r>
-      <w:r>
-        <w:rPr>
-          <w:rFonts w:ascii="仿宋_GB2312" w:eastAsia="仿宋_GB2312" w:hint="eastAsia"/>
-        </w:rPr>
-        <w:t>于</w:t>
+        <w:t>}}</w:t>
+      </w:r>
+      <w:r>
+        <w:rPr>
+          <w:rFonts w:ascii="仿宋_GB2312" w:eastAsia="仿宋_GB2312" w:hint="eastAsia"/>
+        </w:rPr>
+        <w:t>提交工伤认定申请，本机关于</w:t>
       </w:r>
       <w:r>
         <w:rPr>
           <w:rFonts w:ascii="仿宋" w:eastAsia="仿宋" w:hAnsi="仿宋" w:cs="仿宋" w:hint="eastAsia"/>
           <w:szCs w:val="32"/>
         </w:rPr>
-        <w:t>{</w:t>
+        <w:t>{{</w:t>
       </w:r>
       <w:r>
         <w:rPr>
@@ -198,7 +192,7 @@
           <w:rFonts w:ascii="仿宋" w:eastAsia="仿宋" w:hAnsi="仿宋" w:cs="仿宋" w:hint="eastAsia"/>
           <w:szCs w:val="32"/>
         </w:rPr>
-        <w:t>}</w:t>
+        <w:t>}}</w:t>
       </w:r>
       <w:r>
         <w:rPr>
@@ -210,7 +204,7 @@
         <w:rPr>
           <w:rFonts w:ascii="仿宋_GB2312" w:eastAsia="仿宋_GB2312" w:hint="eastAsia"/>
         </w:rPr>
-        <w:t>{</w:t>
+        <w:t>{{</w:t>
       </w:r>
       <w:r>
         <w:rPr>
@@ -222,25 +216,19 @@
         <w:rPr>
           <w:rFonts w:ascii="仿宋_GB2312" w:eastAsia="仿宋_GB2312" w:hint="eastAsia"/>
         </w:rPr>
-        <w:t>}</w:t>
-      </w:r>
-      <w:r>
-        <w:rPr>
-          <w:rFonts w:ascii="仿宋_GB2312" w:eastAsia="仿宋_GB2312" w:hint="eastAsia"/>
-        </w:rPr>
-        <w:t>受伤</w:t>
-      </w:r>
-      <w:r>
-        <w:rPr>
-          <w:rFonts w:ascii="仿宋_GB2312" w:eastAsia="仿宋_GB2312" w:hint="eastAsia"/>
-        </w:rPr>
-        <w:t>情况进行了调查：</w:t>
-      </w:r>
-      <w:r>
-        <w:rPr>
-          <w:rFonts w:ascii="仿宋_GB2312" w:eastAsia="仿宋_GB2312" w:hAnsi="楷体" w:hint="eastAsia"/>
-        </w:rPr>
-        <w:t>{</w:t>
+        <w:t>}}</w:t>
+      </w:r>
+      <w:r>
+        <w:rPr>
+          <w:rFonts w:ascii="仿宋_GB2312" w:eastAsia="仿宋_GB2312" w:hint="eastAsia"/>
+        </w:rPr>
+        <w:t>受伤情况进行了调查：</w:t>
+      </w:r>
+      <w:r>
+        <w:rPr>
+          <w:rFonts w:ascii="仿宋_GB2312" w:eastAsia="仿宋_GB2312" w:hAnsi="楷体" w:hint="eastAsia"/>
+        </w:rPr>
+        <w:t>{{</w:t>
       </w:r>
       <w:r>
         <w:rPr>
@@ -252,7 +240,7 @@
         <w:rPr>
           <w:rFonts w:ascii="仿宋_GB2312" w:eastAsia="仿宋_GB2312" w:hAnsi="楷体" w:hint="eastAsia"/>
         </w:rPr>
-        <w:t>}</w:t>
+        <w:t>}}</w:t>
       </w:r>
       <w:r>
         <w:rPr>
@@ -264,7 +252,7 @@
         <w:rPr>
           <w:rFonts w:ascii="仿宋_GB2312" w:eastAsia="仿宋_GB2312" w:hAnsi="楷体" w:hint="eastAsia"/>
         </w:rPr>
-        <w:t>{</w:t>
+        <w:t>{{</w:t>
       </w:r>
       <w:r>
         <w:rPr>
@@ -282,7 +270,7 @@
         <w:rPr>
           <w:rFonts w:ascii="仿宋_GB2312" w:eastAsia="仿宋_GB2312" w:hAnsi="楷体" w:hint="eastAsia"/>
         </w:rPr>
-        <w:t>}</w:t>
+        <w:t>}}</w:t>
       </w:r>
       <w:r>
         <w:rPr>
@@ -300,7 +288,7 @@
         <w:rPr>
           <w:rFonts w:ascii="仿宋_GB2312" w:eastAsia="仿宋_GB2312" w:hint="eastAsia"/>
         </w:rPr>
-        <w:t>{</w:t>
+        <w:t>{{</w:t>
       </w:r>
       <w:r>
         <w:rPr>
@@ -312,26 +300,34 @@
         <w:rPr>
           <w:rFonts w:ascii="仿宋_GB2312" w:eastAsia="仿宋_GB2312" w:hint="eastAsia"/>
         </w:rPr>
-        <w:t>}</w:t>
-      </w:r>
-      <w:r>
-        <w:rPr>
-          <w:rFonts w:ascii="仿宋_GB2312" w:eastAsia="仿宋_GB2312" w:hint="eastAsia"/>
-        </w:rPr>
-        <w:t>受伤</w:t>
-      </w:r>
-      <w:r>
-        <w:rPr>
-          <w:rFonts w:ascii="仿宋_GB2312" w:eastAsia="仿宋_GB2312" w:hint="eastAsia"/>
-        </w:rPr>
-        <w:t>的情况，符合</w:t>
+        <w:t>}}</w:t>
+      </w:r>
+      <w:r>
+        <w:rPr>
+          <w:rFonts w:ascii="仿宋_GB2312" w:eastAsia="仿宋_GB2312" w:hint="eastAsia"/>
+        </w:rPr>
+        <w:t>受伤的情况，符合</w:t>
       </w:r>
       <w:r>
         <w:rPr>
           <w:rFonts w:ascii="仿宋_GB2312" w:eastAsia="仿宋_GB2312" w:hint="eastAsia"/>
           <w:color w:val="0000FF"/>
         </w:rPr>
-        <w:t>{条例}</w:t>
+        <w:t>{{</w:t>
+      </w:r>
+      <w:r>
+        <w:rPr>
+          <w:rFonts w:ascii="仿宋_GB2312" w:eastAsia="仿宋_GB2312" w:hint="eastAsia"/>
+          <w:color w:val="0000FF"/>
+        </w:rPr>
+        <w:t>条例</w:t>
+      </w:r>
+      <w:r>
+        <w:rPr>
+          <w:rFonts w:ascii="仿宋_GB2312" w:eastAsia="仿宋_GB2312" w:hint="eastAsia"/>
+          <w:color w:val="0000FF"/>
+        </w:rPr>
+        <w:t>}}</w:t>
       </w:r>
       <w:r>
         <w:rPr>
@@ -378,7 +374,7 @@
         <w:rPr>
           <w:rFonts w:ascii="仿宋_GB2312" w:eastAsia="仿宋_GB2312" w:hAnsi="楷体" w:hint="eastAsia"/>
         </w:rPr>
-        <w:t>{</w:t>
+        <w:t>{{</w:t>
       </w:r>
       <w:r>
         <w:rPr>
@@ -390,42 +386,21 @@
         <w:rPr>
           <w:rFonts w:ascii="仿宋_GB2312" w:eastAsia="仿宋_GB2312" w:hAnsi="楷体" w:hint="eastAsia"/>
         </w:rPr>
-        <w:t>}</w:t>
-      </w:r>
-      <w:r>
-        <w:rPr>
-          <w:rFonts w:ascii="仿宋_GB2312" w:eastAsia="仿宋_GB2312" w:hint="eastAsia"/>
-          <w:szCs w:val="32"/>
-        </w:rPr>
-        <w:t>享有陈述权、申辩权，</w:t>
-      </w:r>
-      <w:r>
-        <w:rPr>
-          <w:rFonts w:ascii="仿宋_GB2312" w:eastAsia="仿宋_GB2312" w:hint="eastAsia"/>
-          <w:szCs w:val="32"/>
-        </w:rPr>
-        <w:t>如你单位认为不属于工伤的，</w:t>
-      </w:r>
-      <w:r>
-        <w:rPr>
-          <w:rFonts w:ascii="仿宋_GB2312" w:eastAsia="仿宋_GB2312" w:hint="eastAsia"/>
-          <w:szCs w:val="32"/>
-        </w:rPr>
-        <w:t>请于收到本告知书之日起三日内向我局提出陈述、申辩</w:t>
-      </w:r>
-      <w:r>
-        <w:rPr>
-          <w:rFonts w:ascii="仿宋_GB2312" w:eastAsia="仿宋_GB2312" w:hint="eastAsia"/>
-          <w:szCs w:val="32"/>
-        </w:rPr>
-        <w:t>，同时要提供</w:t>
-      </w:r>
-      <w:r>
-        <w:rPr>
-          <w:rFonts w:ascii="仿宋_GB2312" w:eastAsia="仿宋_GB2312" w:hint="eastAsia"/>
-          <w:szCs w:val="32"/>
-        </w:rPr>
-        <w:t>{</w:t>
+        <w:t>}}</w:t>
+      </w:r>
+      <w:r>
+        <w:rPr>
+          <w:rFonts w:ascii="仿宋_GB2312" w:eastAsia="仿宋_GB2312" w:hint="eastAsia"/>
+          <w:szCs w:val="32"/>
+        </w:rPr>
+        <w:t>享有陈述权、申辩权，如你单位认为不属于工伤的，请于收到本告知书之日起三日内向我局提出陈述、申辩，同时要提供</w:t>
+      </w:r>
+      <w:r>
+        <w:rPr>
+          <w:rFonts w:ascii="仿宋_GB2312" w:eastAsia="仿宋_GB2312" w:hint="eastAsia"/>
+          <w:szCs w:val="32"/>
+        </w:rPr>
+        <w:t>{{</w:t>
       </w:r>
       <w:r>
         <w:rPr>
@@ -439,7 +414,7 @@
           <w:rFonts w:ascii="仿宋_GB2312" w:eastAsia="仿宋_GB2312" w:hint="eastAsia"/>
           <w:szCs w:val="32"/>
         </w:rPr>
-        <w:t>}</w:t>
+        <w:t>}}</w:t>
       </w:r>
       <w:r>
         <w:rPr>
@@ -453,7 +428,7 @@
           <w:rFonts w:ascii="仿宋_GB2312" w:eastAsia="仿宋_GB2312" w:hint="eastAsia"/>
           <w:szCs w:val="32"/>
         </w:rPr>
-        <w:t>{</w:t>
+        <w:t>{{</w:t>
       </w:r>
       <w:r>
         <w:rPr>
@@ -467,21 +442,14 @@
           <w:rFonts w:ascii="仿宋_GB2312" w:eastAsia="仿宋_GB2312" w:hint="eastAsia"/>
           <w:szCs w:val="32"/>
         </w:rPr>
-        <w:t>}</w:t>
-      </w:r>
-      <w:r>
-        <w:rPr>
-          <w:rFonts w:ascii="仿宋_GB2312" w:eastAsia="仿宋_GB2312" w:hint="eastAsia"/>
-          <w:szCs w:val="32"/>
-        </w:rPr>
-        <w:t>被认定为工伤的后果</w:t>
-      </w:r>
-      <w:r>
-        <w:rPr>
-          <w:rFonts w:ascii="仿宋_GB2312" w:eastAsia="仿宋_GB2312" w:hint="eastAsia"/>
-          <w:szCs w:val="32"/>
-        </w:rPr>
-        <w:t>。</w:t>
+        <w:t>}}</w:t>
+      </w:r>
+      <w:r>
+        <w:rPr>
+          <w:rFonts w:ascii="仿宋_GB2312" w:eastAsia="仿宋_GB2312" w:hint="eastAsia"/>
+          <w:szCs w:val="32"/>
+        </w:rPr>
+        <w:t>被认定为工伤的后果。</w:t>
       </w:r>
     </w:p>
     <w:p>
@@ -508,14 +476,7 @@
           <w:rFonts w:ascii="仿宋_GB2312" w:eastAsia="仿宋_GB2312" w:hint="eastAsia"/>
           <w:szCs w:val="32"/>
         </w:rPr>
-        <w:t>永嘉县</w:t>
-      </w:r>
-      <w:r>
-        <w:rPr>
-          <w:rFonts w:ascii="仿宋_GB2312" w:eastAsia="仿宋_GB2312" w:hint="eastAsia"/>
-          <w:szCs w:val="32"/>
-        </w:rPr>
-        <w:t>人力资源和社会保障局</w:t>
+        <w:t>永嘉县人力资源和社会保障局</w:t>
       </w:r>
     </w:p>
     <w:p>
@@ -532,7 +493,7 @@
           <w:rFonts w:ascii="仿宋_GB2312" w:eastAsia="仿宋_GB2312" w:hint="eastAsia"/>
           <w:szCs w:val="32"/>
         </w:rPr>
-        <w:t>{</w:t>
+        <w:t>{{</w:t>
       </w:r>
       <w:r>
         <w:rPr>
@@ -546,7 +507,7 @@
           <w:rFonts w:ascii="仿宋_GB2312" w:eastAsia="仿宋_GB2312" w:hint="eastAsia"/>
           <w:szCs w:val="32"/>
         </w:rPr>
-        <w:t>}</w:t>
+        <w:t>}}</w:t>
       </w:r>
     </w:p>
     <w:sectPr>
